--- a/fixtures/generated/c07__header-footer.docx
+++ b/fixtures/generated/c07__header-footer.docx
@@ -44,6 +44,16 @@
     <w:p>
       <w:r>
         <w:t>– ​Kotlin</w:t>
+      </w:r>
+    </w:p>
+    <w:p>
+      <w:r>
+        <w:t>– ​C#</w:t>
+      </w:r>
+    </w:p>
+    <w:p>
+      <w:r>
+        <w:t>– ​.NET</w:t>
       </w:r>
     </w:p>
     <w:p>
